--- a/Печать/Печать-04 (1 сент - ХХ 2026)/141-XX Кейт Мортон. Когда рассеется туман.docx
+++ b/Печать/Печать-04 (1 сент - ХХ 2026)/141-XX Кейт Мортон. Когда рассеется туман.docx
@@ -85,7 +85,145 @@
           <w:rFonts w:hint="default"/>
           <w:lang w:val="ru-RU" w:eastAsia="zh-CN"/>
         </w:rPr>
-        <w:t>.</w:t>
+        <w:t>Роман про то, как невинный обман привел к трагедии: хозяйка всю жизнь думала, что ее служанка знает стенографию, а та стеснялась признаться, что нет. Когда хозяйка хотела сбежать с любовником, то оставила для всех письмо, что утопилось, чтобы выиграть время. А служанке — стенографию с правдой и медальон с ключом от сейфа с деньгами (что там ключ — тоже в письме было зашифровано).</w:t>
+      </w:r>
+    </w:p>
+    <w:p>
+      <w:pPr>
+        <w:pStyle w:val="14"/>
+        <w:bidi w:val="0"/>
+        <w:rPr>
+          <w:rFonts w:hint="default"/>
+          <w:lang w:val="ru-RU" w:eastAsia="zh-CN"/>
+        </w:rPr>
+      </w:pPr>
+      <w:r>
+        <w:rPr>
+          <w:rFonts w:hint="default"/>
+          <w:lang w:val="ru-RU" w:eastAsia="zh-CN"/>
+        </w:rPr>
+        <w:t>Служанка не смогла расшифровать письмо и прочитала общее. Испугалась и побежала с сестрой хозяйки спасать ее. В итоге у озера они застукали любовников и завязалась потасовка, так как сестра тоже любила этого парня и угрожала пистолетом. У нее отняли оружие и парень предложил ее убить, но хозяйка пристрелила любовника, обставив как самоубийство.</w:t>
+      </w:r>
+    </w:p>
+    <w:p>
+      <w:pPr>
+        <w:pStyle w:val="14"/>
+        <w:bidi w:val="0"/>
+        <w:rPr>
+          <w:rFonts w:hint="default"/>
+          <w:lang w:val="ru-RU" w:eastAsia="zh-CN"/>
+        </w:rPr>
+      </w:pPr>
+      <w:r>
+        <w:rPr>
+          <w:rFonts w:hint="default"/>
+          <w:lang w:val="ru-RU" w:eastAsia="zh-CN"/>
+        </w:rPr>
+        <w:t>Горничную она не простила и не сказала, что в медальоне спрятаны богатства. Повествование ведется от лица служанки через 80 лет, когда она перед смертью открывает тайну внуку и консультирует режиссера фильма про эти события. Но в кино снимают официальную версию про самоубийство.</w:t>
+      </w:r>
+    </w:p>
+    <w:p>
+      <w:pPr>
+        <w:pStyle w:val="14"/>
+        <w:bidi w:val="0"/>
+        <w:rPr>
+          <w:rFonts w:hint="default"/>
+          <w:lang w:val="ru-RU" w:eastAsia="zh-CN"/>
+        </w:rPr>
+      </w:pPr>
+      <w:r>
+        <w:rPr>
+          <w:rFonts w:hint="default"/>
+          <w:lang w:val="ru-RU" w:eastAsia="zh-CN"/>
+        </w:rPr>
+        <w:t>Еще служанка никому не говорила, что она была сестрой хозяйки по отцу. Она очень ее любила и даже не вышла замуж, чтобы всегда быть с ней. Но нечаянно ее предала и всю жизнь себя винила. С хозяйкой она никогда ничего открыто не обсуждала.</w:t>
+      </w:r>
+    </w:p>
+    <w:p>
+      <w:pPr>
+        <w:pStyle w:val="14"/>
+        <w:bidi w:val="0"/>
+        <w:rPr>
+          <w:rFonts w:hint="default"/>
+          <w:lang w:val="ru-RU" w:eastAsia="zh-CN"/>
+        </w:rPr>
+      </w:pPr>
+      <w:r>
+        <w:rPr>
+          <w:rFonts w:hint="default"/>
+          <w:lang w:val="ru-RU" w:eastAsia="zh-CN"/>
+        </w:rPr>
+        <w:t>Вообще в книге много, кто не говорил откровенно и прямо. Хозяйка не могла помириться с отцом, пока тот так и не умер один. Служанка всю жизнь молчала, пока все кругом не поумирали. А жениху не объяснила причину отказа и сошлась с ним опять только в 60 лет после первого брака.</w:t>
+      </w:r>
+    </w:p>
+    <w:p>
+      <w:pPr>
+        <w:pStyle w:val="14"/>
+        <w:bidi w:val="0"/>
+        <w:rPr>
+          <w:rFonts w:hint="default"/>
+          <w:lang w:val="ru-RU" w:eastAsia="zh-CN"/>
+        </w:rPr>
+      </w:pPr>
+      <w:r>
+        <w:rPr>
+          <w:rFonts w:hint="default"/>
+          <w:lang w:val="ru-RU" w:eastAsia="zh-CN"/>
+        </w:rPr>
+        <w:t>Развязка неожиданная, мне понравилось. До конца повествование шло ровно, незаметно затянуло и привыкла к героям. Казалось, что пояснят, почему он застрелился, но чем ближе к концу, тем удивительнее, ведь герой из уныния приближался к счастью. А в конце две новости: и не сам, и на верную служанку обиделась хозяйка и не сказала ей, что у нее был ключ от денег. Единственное, очень наивно намекали, что служанка – сестра по отцу хозяйки, поэтому я не ожидала других внезапностей.</w:t>
+      </w:r>
+    </w:p>
+    <w:p>
+      <w:pPr>
+        <w:pStyle w:val="14"/>
+        <w:bidi w:val="0"/>
+        <w:rPr>
+          <w:rFonts w:hint="default"/>
+          <w:lang w:val="ru-RU" w:eastAsia="zh-CN"/>
+        </w:rPr>
+      </w:pPr>
+      <w:r>
+        <w:rPr>
+          <w:rFonts w:hint="default"/>
+          <w:lang w:val="ru-RU" w:eastAsia="zh-CN"/>
+        </w:rPr>
+        <w:t xml:space="preserve">Интересные приемы удержания внимания, как и в других книгах. Показано, чем кончится (самоубийство поэта, гибель сестры хозяйки), иначе просто читать чужие биографии будет скучно. Намекается, что служанка виновата, продает хозяйку, как обман со стенографией, обернется бедой. Наверное, специально некоторое намекается толсто, типа, что они сестры, а остальное — изящно. Или специально наводят на ложные предположения, чтобы читатель мог и сам угадать что-то, но и удивиться в конце. </w:t>
+      </w:r>
+    </w:p>
+    <w:p>
+      <w:pPr>
+        <w:pStyle w:val="14"/>
+        <w:bidi w:val="0"/>
+        <w:rPr>
+          <w:rFonts w:hint="default"/>
+          <w:lang w:val="ru-RU" w:eastAsia="zh-CN"/>
+        </w:rPr>
+      </w:pPr>
+      <w:r>
+        <w:rPr>
+          <w:rFonts w:hint="default"/>
+          <w:lang w:val="ru-RU" w:eastAsia="zh-CN"/>
+        </w:rPr>
+        <w:t>Также некоторые вещи сообщаются неожиданно разными персонажами. Например, служанка переживала, что бросила жениха и он женился на другой. А потом в конце вскользь ее внук говорит, что они были вместе в старости 20 лет. А она про это ни звука всю книгу.</w:t>
+      </w:r>
+      <w:bookmarkStart w:id="0" w:name="_GoBack"/>
+      <w:bookmarkEnd w:id="0"/>
+    </w:p>
+    <w:p>
+      <w:pPr>
+        <w:pStyle w:val="14"/>
+        <w:bidi w:val="0"/>
+        <w:rPr>
+          <w:rFonts w:hint="default"/>
+          <w:lang w:val="ru-RU" w:eastAsia="zh-CN"/>
+        </w:rPr>
+      </w:pPr>
+      <w:r>
+        <w:rPr>
+          <w:rFonts w:hint="default"/>
+          <w:lang w:val="ru-RU" w:eastAsia="zh-CN"/>
+        </w:rPr>
+        <w:t>Написано легко, мыслей много. Название – это название стихотворения поэта, о котором книга.</w:t>
       </w:r>
     </w:p>
     <w:p>
@@ -119,7 +257,7 @@
           <w:rFonts w:hint="default"/>
           <w:lang w:val="ru-RU" w:eastAsia="zh-CN"/>
         </w:rPr>
-        <w:t>.</w:t>
+        <w:t>В 1914 в имение у озера Ривертон устраивается горничной девушка, мать которой тут раньше работала. У хозяев два сына. У одного дети умерли, а у второго — две дочери и сын, которые приезжают в гости. Горничная мечтает с ними дружить, а со старшей девочкой общается больше и потом становится ее камеристкой. Но, разумеется, они соблюдают дистанцию.</w:t>
       </w:r>
     </w:p>
     <w:p>
@@ -136,7 +274,228 @@
           <w:rFonts w:hint="default"/>
           <w:lang w:val="ru-RU" w:eastAsia="zh-CN"/>
         </w:rPr>
-        <w:t>.</w:t>
+        <w:t>Однажды горничная втихаря покупает книгу и сталкивается с хозяйкой, которая украдкой ходит на курсы стенографии. Хозяйка решает, что служанка тоже посещает те же курсы, а та боится сказать, что читает детективы, и соглашается. Это ключевой момент. На этом между ними возникает доверие, которое в конце книги будет обмануто из-за недопонимания.</w:t>
+      </w:r>
+    </w:p>
+    <w:p>
+      <w:pPr>
+        <w:pStyle w:val="14"/>
+        <w:bidi w:val="0"/>
+        <w:rPr>
+          <w:rFonts w:hint="default"/>
+          <w:lang w:val="ru-RU" w:eastAsia="zh-CN"/>
+        </w:rPr>
+      </w:pPr>
+      <w:r>
+        <w:rPr>
+          <w:rFonts w:hint="default"/>
+          <w:lang w:val="ru-RU" w:eastAsia="zh-CN"/>
+        </w:rPr>
+        <w:t>Служанка догадывается, что она сестра хозяйки и мать уволилась из-за беременности от хозяйского сына. Никому никогда не говорит об этом.</w:t>
+      </w:r>
+    </w:p>
+    <w:p>
+      <w:pPr>
+        <w:pStyle w:val="14"/>
+        <w:bidi w:val="0"/>
+        <w:rPr>
+          <w:rFonts w:hint="default"/>
+          <w:lang w:val="ru-RU" w:eastAsia="zh-CN"/>
+        </w:rPr>
+      </w:pPr>
+      <w:r>
+        <w:rPr>
+          <w:rFonts w:hint="default"/>
+          <w:lang w:val="ru-RU" w:eastAsia="zh-CN"/>
+        </w:rPr>
+        <w:t>Перед Первой мировой брат девочек приводит в гости однокурсника. Младшая влюбляется в него, а старшая презирает, так как они ждали брата, чтобы играть втроем. Затем мальчики уходят воевать, и брат погибает.</w:t>
+      </w:r>
+    </w:p>
+    <w:p>
+      <w:pPr>
+        <w:pStyle w:val="14"/>
+        <w:bidi w:val="0"/>
+        <w:rPr>
+          <w:rFonts w:hint="default"/>
+          <w:lang w:val="ru-RU" w:eastAsia="zh-CN"/>
+        </w:rPr>
+      </w:pPr>
+      <w:r>
+        <w:rPr>
+          <w:rFonts w:hint="default"/>
+          <w:lang w:val="ru-RU" w:eastAsia="zh-CN"/>
+        </w:rPr>
+        <w:t>Старшая сестра выходит замуж за сына банкира, с которым работает ее отец, уезжает в Лондон и берет служанку к себе. Мужа не особо любит, а выходит замуж, потому что надеется стать самостоятельной. Ссорится с отцом, и потом тот разоряется и в итоге застреливается. Они так и не успели помириться.</w:t>
+      </w:r>
+    </w:p>
+    <w:p>
+      <w:pPr>
+        <w:pStyle w:val="14"/>
+        <w:bidi w:val="0"/>
+        <w:rPr>
+          <w:rFonts w:hint="default"/>
+          <w:lang w:val="ru-RU" w:eastAsia="zh-CN"/>
+        </w:rPr>
+      </w:pPr>
+      <w:r>
+        <w:rPr>
+          <w:rFonts w:hint="default"/>
+          <w:lang w:val="ru-RU" w:eastAsia="zh-CN"/>
+        </w:rPr>
+        <w:t>Младшая дочь вырастает разгульной пьяницей и актрисой, поэтому старшая берет ее под опеку. Через несколько лет объявляется друг брата и старшая сестра тоже в него влюбляются. Сам он любит старшую, а с младшей ходит по вечеринкам, чтобы замаскировать свой интерес к ее сестре.</w:t>
+      </w:r>
+    </w:p>
+    <w:p>
+      <w:pPr>
+        <w:pStyle w:val="14"/>
+        <w:bidi w:val="0"/>
+        <w:rPr>
+          <w:rFonts w:hint="default"/>
+          <w:lang w:val="ru-RU" w:eastAsia="zh-CN"/>
+        </w:rPr>
+      </w:pPr>
+      <w:r>
+        <w:rPr>
+          <w:rFonts w:hint="default"/>
+          <w:lang w:val="ru-RU" w:eastAsia="zh-CN"/>
+        </w:rPr>
+        <w:t>Служанке делает предложение парень, которого она любит, но она отказывается, чтобы не бросать сестру-хозяйку. Хотя никто, кроме нее, не знает. Он женится на другой.</w:t>
+      </w:r>
+    </w:p>
+    <w:p>
+      <w:pPr>
+        <w:pStyle w:val="14"/>
+        <w:bidi w:val="0"/>
+        <w:rPr>
+          <w:rFonts w:hint="default"/>
+          <w:lang w:val="ru-RU" w:eastAsia="zh-CN"/>
+        </w:rPr>
+      </w:pPr>
+      <w:r>
+        <w:rPr>
+          <w:rFonts w:hint="default"/>
+          <w:lang w:val="ru-RU" w:eastAsia="zh-CN"/>
+        </w:rPr>
+        <w:t>Один раз хозяйка оставляет стенографическое письмо служанке с благодарностью за помощь в деликатном вопросе, но та просит знакомую его прочитать. Это укрепляет уверенность хозяйки, что служанка – стенографистка.</w:t>
+      </w:r>
+    </w:p>
+    <w:p>
+      <w:pPr>
+        <w:pStyle w:val="14"/>
+        <w:bidi w:val="0"/>
+        <w:rPr>
+          <w:rFonts w:hint="default"/>
+          <w:lang w:val="ru-RU" w:eastAsia="zh-CN"/>
+        </w:rPr>
+      </w:pPr>
+      <w:r>
+        <w:rPr>
+          <w:rFonts w:hint="default"/>
+          <w:lang w:val="ru-RU" w:eastAsia="zh-CN"/>
+        </w:rPr>
+        <w:t>О романе поэта и старшей сестры узнала сестра мужа и давит, чтобы они разошлись. Любовники решили бежать во время праздника. Чтобы выиграть время, хозяйка оставила младшей сестре посмертную записку, что утопилась. А камеристке – стенографическое письмо, что она сбежала, а ей оставляет ключ от сейфа с деньгами за преданную службу внутри подаренного медальона.</w:t>
+      </w:r>
+    </w:p>
+    <w:p>
+      <w:pPr>
+        <w:pStyle w:val="14"/>
+        <w:bidi w:val="0"/>
+        <w:rPr>
+          <w:rFonts w:hint="default"/>
+          <w:lang w:val="ru-RU" w:eastAsia="zh-CN"/>
+        </w:rPr>
+      </w:pPr>
+      <w:r>
+        <w:rPr>
+          <w:rFonts w:hint="default"/>
+          <w:lang w:val="ru-RU" w:eastAsia="zh-CN"/>
+        </w:rPr>
+        <w:t>Служанка слишком рано нашла оба письма и поскольку свое не поняла, то прочитала второе. Позвала пьяную сестру и они побежали на озеро спасать хозяйку. Там они обнаружили любовников, младшая стала ревновать и возмущаться, угрожать пистолетом. Из-за фейерверка у поэта началась паника, так как он был контужен на войне и у него часто были припадки. Старшая сестра отняла пистолет у младшей и он требовал ее застрелить, чтобы успеть сбежать. Она тоже запаниковала и убила его. Обставили это как самоубийство.</w:t>
+      </w:r>
+    </w:p>
+    <w:p>
+      <w:pPr>
+        <w:pStyle w:val="14"/>
+        <w:bidi w:val="0"/>
+        <w:rPr>
+          <w:rFonts w:hint="default"/>
+          <w:lang w:val="ru-RU" w:eastAsia="zh-CN"/>
+        </w:rPr>
+      </w:pPr>
+      <w:r>
+        <w:rPr>
+          <w:rFonts w:hint="default"/>
+          <w:lang w:val="ru-RU" w:eastAsia="zh-CN"/>
+        </w:rPr>
+        <w:t>После этого старшая впала в депрессию и апатию, а служанке сказала, что теперь поняла, что та не умеет стенографировать. И больше с ней не разговаривала и не сказала, что в медальоне лежит ключ от денег.</w:t>
+      </w:r>
+    </w:p>
+    <w:p>
+      <w:pPr>
+        <w:pStyle w:val="14"/>
+        <w:bidi w:val="0"/>
+        <w:rPr>
+          <w:rFonts w:hint="default"/>
+          <w:lang w:val="ru-RU" w:eastAsia="zh-CN"/>
+        </w:rPr>
+      </w:pPr>
+      <w:r>
+        <w:rPr>
+          <w:rFonts w:hint="default"/>
+          <w:lang w:val="ru-RU" w:eastAsia="zh-CN"/>
+        </w:rPr>
+        <w:t>Тут непонятно: письмо приведено в конце книги, а в рассказе служанка говорит, что не помнит, заметила ли тогда, как в медальоне что-то звякало. Но потом она работала 10 лет разнорабочей, значит, не нашла. Но когда-то, видимо, обнаружила и письмо расшифровала?</w:t>
+      </w:r>
+    </w:p>
+    <w:p>
+      <w:pPr>
+        <w:pStyle w:val="14"/>
+        <w:bidi w:val="0"/>
+        <w:rPr>
+          <w:rFonts w:hint="default"/>
+          <w:lang w:val="ru-RU" w:eastAsia="zh-CN"/>
+        </w:rPr>
+      </w:pPr>
+      <w:r>
+        <w:rPr>
+          <w:rFonts w:hint="default"/>
+          <w:lang w:val="ru-RU" w:eastAsia="zh-CN"/>
+        </w:rPr>
+        <w:t>Хозяйке посоветовали забеременеть, и, наконец, ей удалось. Потом оказалось, что это было от поэта. Перед родами погибла младшая сестра, а старшая — во время родов. Ее дочь отправили к тете в Америку, так как все увидели сходство с поэтом.</w:t>
+      </w:r>
+    </w:p>
+    <w:p>
+      <w:pPr>
+        <w:pStyle w:val="14"/>
+        <w:bidi w:val="0"/>
+        <w:rPr>
+          <w:rFonts w:hint="default"/>
+          <w:lang w:val="ru-RU" w:eastAsia="zh-CN"/>
+        </w:rPr>
+      </w:pPr>
+      <w:r>
+        <w:rPr>
+          <w:rFonts w:hint="default"/>
+          <w:lang w:val="ru-RU" w:eastAsia="zh-CN"/>
+        </w:rPr>
+        <w:t>В настоящее время, судя по всему, внучка дочери, снимает фильм об этих событиях и консультируется с уже умирающей горничной. Та ей не рассказывает правду, но записывает эту историю для внука-писателя. У него умерла жена и она хочет и исповедаться, и подкинуть ему творческую идею. Сама она всю жизнь себя винила, что не призналась  про курсы стенографии и это привело к трагедии и предательству.</w:t>
+      </w:r>
+    </w:p>
+    <w:p>
+      <w:pPr>
+        <w:pStyle w:val="14"/>
+        <w:bidi w:val="0"/>
+        <w:rPr>
+          <w:rFonts w:hint="default"/>
+          <w:lang w:val="ru-RU" w:eastAsia="zh-CN"/>
+        </w:rPr>
+      </w:pPr>
+      <w:r>
+        <w:rPr>
+          <w:rFonts w:hint="default"/>
+          <w:lang w:val="ru-RU" w:eastAsia="zh-CN"/>
+        </w:rPr>
+        <w:t>Служанка стала археологом, была недолго замужем, родила дочь. А в 60 лет сошлась все-таки с женихом молодости, которому когда-то отказала, и жила с ним 20 лет.</w:t>
       </w:r>
     </w:p>
     <w:p>
@@ -1728,8 +2087,6 @@
         </w:rPr>
         <w:t>К его чести он не делает вид, будто не понял.</w:t>
       </w:r>
-      <w:bookmarkStart w:id="0" w:name="_GoBack"/>
-      <w:bookmarkEnd w:id="0"/>
     </w:p>
     <w:p>
       <w:pPr>
